--- a/docs/separate/RoadSense_AI_Docker_GitHub_Report.docx
+++ b/docs/separate/RoadSense_AI_Docker_GitHub_Report.docx
@@ -1,6 +1,6 @@
 
 <file path=word/document.xml><?xml version="1.0" encoding="utf-8"?>
-<w:document xmlns:w="http://schemas.openxmlformats.org/wordprocessingml/2006/main">
+<w:document xmlns:w="http://schemas.openxmlformats.org/wordprocessingml/2006/main" xmlns:r="http://schemas.openxmlformats.org/officeDocument/2006/relationships" xmlns:wp="http://schemas.openxmlformats.org/drawingml/2006/wordprocessingDrawing" xmlns:a="http://schemas.openxmlformats.org/drawingml/2006/main" xmlns:pic="http://schemas.openxmlformats.org/drawingml/2006/picture">
   <w:body>
     <w:p>
       <w:pPr>

--- a/docs/separate/RoadSense_AI_Docker_GitHub_Report.docx
+++ b/docs/separate/RoadSense_AI_Docker_GitHub_Report.docx
@@ -52,27 +52,27 @@
     <w:p/>
     <w:p>
       <w:r>
-        <w:t xml:space="preserve">• Docker Desktop</w:t>
-      </w:r>
-    </w:p>
-    <w:p>
-      <w:r>
-        <w:t xml:space="preserve">• Docker Compose</w:t>
-      </w:r>
-    </w:p>
-    <w:p>
-      <w:r>
-        <w:t xml:space="preserve">• Git</w:t>
-      </w:r>
-    </w:p>
-    <w:p>
-      <w:r>
-        <w:t xml:space="preserve">• GitHub</w:t>
-      </w:r>
-    </w:p>
-    <w:p>
-      <w:r>
-        <w:t xml:space="preserve">• Docker Hub</w:t>
+        <w:t xml:space="preserve">- Docker Desktop</w:t>
+      </w:r>
+    </w:p>
+    <w:p>
+      <w:r>
+        <w:t xml:space="preserve">- Docker Compose</w:t>
+      </w:r>
+    </w:p>
+    <w:p>
+      <w:r>
+        <w:t xml:space="preserve">- Git</w:t>
+      </w:r>
+    </w:p>
+    <w:p>
+      <w:r>
+        <w:t xml:space="preserve">- GitHub</w:t>
+      </w:r>
+    </w:p>
+    <w:p>
+      <w:r>
+        <w:t xml:space="preserve">- Docker Hub</w:t>
       </w:r>
     </w:p>
     <w:p/>
@@ -184,27 +184,27 @@
     <w:p/>
     <w:p>
       <w:r>
-        <w:t xml:space="preserve">• `backend/Dockerfile`</w:t>
-      </w:r>
-    </w:p>
-    <w:p>
-      <w:r>
-        <w:t xml:space="preserve">• `frontend/Dockerfile`</w:t>
-      </w:r>
-    </w:p>
-    <w:p>
-      <w:r>
-        <w:t xml:space="preserve">• `docker-compose.yml`</w:t>
-      </w:r>
-    </w:p>
-    <w:p>
-      <w:r>
-        <w:t xml:space="preserve">• `scripts/build_and_run.sh`</w:t>
-      </w:r>
-    </w:p>
-    <w:p>
-      <w:r>
-        <w:t xml:space="preserve">• `scripts/docker_publish.sh`</w:t>
+        <w:t xml:space="preserve">- `backend/Dockerfile`</w:t>
+      </w:r>
+    </w:p>
+    <w:p>
+      <w:r>
+        <w:t xml:space="preserve">- `frontend/Dockerfile`</w:t>
+      </w:r>
+    </w:p>
+    <w:p>
+      <w:r>
+        <w:t xml:space="preserve">- `docker-compose.yml`</w:t>
+      </w:r>
+    </w:p>
+    <w:p>
+      <w:r>
+        <w:t xml:space="preserve">- `scripts/build_and_run.sh`</w:t>
+      </w:r>
+    </w:p>
+    <w:p>
+      <w:r>
+        <w:t xml:space="preserve">- `scripts/docker_publish.sh`</w:t>
       </w:r>
     </w:p>
     <w:p/>
@@ -264,7 +264,7 @@
     </w:p>
     <w:sectPr>
       <w:pgSz w:w="12240" w:h="15840"/>
-      <w:pgMar w:top="1440" w:right="1440" w:bottom="1440" w:left="1440"/>
+      <w:pgMar w:top="720" w:right="720" w:bottom="720" w:left="720"/>
     </w:sectPr>
   </w:body>
 </w:document>
